--- a/hoc_chu_lang_nghiem.docx
+++ b/hoc_chu_lang_nghiem.docx
@@ -18,9 +18,22 @@
         <w:t xml:space="preserve">🕯️ HỌC CHÚ LĂNG NGHIÊM – 24 CÂU ĐẦU</w:t>
       </w:r>
     </w:p>
-    <w:p>
-      <w:pPr>
-        <w:pStyle w:val="BodyText"/>
+    <w:bookmarkStart w:id="20" w:name="học-chú-lăng-nghiêm-24-câu-đầu"/>
+    <w:p>
+      <w:pPr>
+        <w:pStyle w:val="Heading1"/>
+      </w:pPr>
+      <w:r>
+        <w:t xml:space="preserve">🕯️ HỌC CHÚ LĂNG NGHIÊM – 24 CÂU ĐẦU</w:t>
+      </w:r>
+    </w:p>
+    <w:p>
+      <w:pPr>
+        <w:pStyle w:val="Compact"/>
+        <w:numPr>
+          <w:ilvl w:val="0"/>
+          <w:numId w:val="1001"/>
+        </w:numPr>
       </w:pPr>
       <w:r>
         <w:t xml:space="preserve">Nam-mô tát đát tha</w:t>
@@ -43,7 +56,11 @@
     </w:p>
     <w:p>
       <w:pPr>
-        <w:pStyle w:val="BodyText"/>
+        <w:pStyle w:val="Compact"/>
+        <w:numPr>
+          <w:ilvl w:val="0"/>
+          <w:numId w:val="1001"/>
+        </w:numPr>
       </w:pPr>
       <w:r>
         <w:t xml:space="preserve">Tô già đa da</w:t>
@@ -66,7 +83,11 @@
     </w:p>
     <w:p>
       <w:pPr>
-        <w:pStyle w:val="BodyText"/>
+        <w:pStyle w:val="Compact"/>
+        <w:numPr>
+          <w:ilvl w:val="0"/>
+          <w:numId w:val="1001"/>
+        </w:numPr>
       </w:pPr>
       <w:r>
         <w:t xml:space="preserve">A ra ha đế</w:t>
@@ -89,7 +110,11 @@
     </w:p>
     <w:p>
       <w:pPr>
-        <w:pStyle w:val="BodyText"/>
+        <w:pStyle w:val="Compact"/>
+        <w:numPr>
+          <w:ilvl w:val="0"/>
+          <w:numId w:val="1001"/>
+        </w:numPr>
       </w:pPr>
       <w:r>
         <w:t xml:space="preserve">Tam-miệu tam bồ đà tỏa</w:t>
@@ -112,7 +137,11 @@
     </w:p>
     <w:p>
       <w:pPr>
-        <w:pStyle w:val="BodyText"/>
+        <w:pStyle w:val="Compact"/>
+        <w:numPr>
+          <w:ilvl w:val="0"/>
+          <w:numId w:val="1001"/>
+        </w:numPr>
       </w:pPr>
       <w:r>
         <w:t xml:space="preserve">Tát đát tha</w:t>
@@ -135,7 +164,11 @@
     </w:p>
     <w:p>
       <w:pPr>
-        <w:pStyle w:val="BodyText"/>
+        <w:pStyle w:val="Compact"/>
+        <w:numPr>
+          <w:ilvl w:val="0"/>
+          <w:numId w:val="1001"/>
+        </w:numPr>
       </w:pPr>
       <w:r>
         <w:t xml:space="preserve">Phật đà cu tri sắc ni sam</w:t>
@@ -158,7 +191,11 @@
     </w:p>
     <w:p>
       <w:pPr>
-        <w:pStyle w:val="BodyText"/>
+        <w:pStyle w:val="Compact"/>
+        <w:numPr>
+          <w:ilvl w:val="0"/>
+          <w:numId w:val="1001"/>
+        </w:numPr>
       </w:pPr>
       <w:r>
         <w:t xml:space="preserve">Nam-mô tát bà</w:t>
@@ -181,7 +218,11 @@
     </w:p>
     <w:p>
       <w:pPr>
-        <w:pStyle w:val="BodyText"/>
+        <w:pStyle w:val="Compact"/>
+        <w:numPr>
+          <w:ilvl w:val="0"/>
+          <w:numId w:val="1001"/>
+        </w:numPr>
       </w:pPr>
       <w:r>
         <w:t xml:space="preserve">Bột đà bột địa</w:t>
@@ -204,7 +245,11 @@
     </w:p>
     <w:p>
       <w:pPr>
-        <w:pStyle w:val="BodyText"/>
+        <w:pStyle w:val="Compact"/>
+        <w:numPr>
+          <w:ilvl w:val="0"/>
+          <w:numId w:val="1001"/>
+        </w:numPr>
       </w:pPr>
       <w:r>
         <w:t xml:space="preserve">Tát đa bệ tệ</w:t>
@@ -227,7 +272,11 @@
     </w:p>
     <w:p>
       <w:pPr>
-        <w:pStyle w:val="BodyText"/>
+        <w:pStyle w:val="Compact"/>
+        <w:numPr>
+          <w:ilvl w:val="0"/>
+          <w:numId w:val="1001"/>
+        </w:numPr>
       </w:pPr>
       <w:r>
         <w:t xml:space="preserve">Nam-mô tát đa nẩm</w:t>
@@ -250,7 +299,11 @@
     </w:p>
     <w:p>
       <w:pPr>
-        <w:pStyle w:val="BodyText"/>
+        <w:pStyle w:val="Compact"/>
+        <w:numPr>
+          <w:ilvl w:val="0"/>
+          <w:numId w:val="1001"/>
+        </w:numPr>
       </w:pPr>
       <w:r>
         <w:t xml:space="preserve">Tam-miệu tam bồ đà</w:t>
@@ -273,7 +326,11 @@
     </w:p>
     <w:p>
       <w:pPr>
-        <w:pStyle w:val="BodyText"/>
+        <w:pStyle w:val="Compact"/>
+        <w:numPr>
+          <w:ilvl w:val="0"/>
+          <w:numId w:val="1001"/>
+        </w:numPr>
       </w:pPr>
       <w:r>
         <w:t xml:space="preserve">Cu tri nẩm</w:t>
@@ -296,7 +353,11 @@
     </w:p>
     <w:p>
       <w:pPr>
-        <w:pStyle w:val="BodyText"/>
+        <w:pStyle w:val="Compact"/>
+        <w:numPr>
+          <w:ilvl w:val="0"/>
+          <w:numId w:val="1001"/>
+        </w:numPr>
       </w:pPr>
       <w:r>
         <w:t xml:space="preserve">Ta xá ra bà ca</w:t>
@@ -319,7 +380,11 @@
     </w:p>
     <w:p>
       <w:pPr>
-        <w:pStyle w:val="BodyText"/>
+        <w:pStyle w:val="Compact"/>
+        <w:numPr>
+          <w:ilvl w:val="0"/>
+          <w:numId w:val="1001"/>
+        </w:numPr>
       </w:pPr>
       <w:r>
         <w:t xml:space="preserve">Tăng già nẩm</w:t>
@@ -342,7 +407,11 @@
     </w:p>
     <w:p>
       <w:pPr>
-        <w:pStyle w:val="BodyText"/>
+        <w:pStyle w:val="Compact"/>
+        <w:numPr>
+          <w:ilvl w:val="0"/>
+          <w:numId w:val="1001"/>
+        </w:numPr>
       </w:pPr>
       <w:r>
         <w:t xml:space="preserve">Nam-mô lô kê A-La-Hán đa nẩm</w:t>
@@ -365,7 +434,11 @@
     </w:p>
     <w:p>
       <w:pPr>
-        <w:pStyle w:val="BodyText"/>
+        <w:pStyle w:val="Compact"/>
+        <w:numPr>
+          <w:ilvl w:val="0"/>
+          <w:numId w:val="1001"/>
+        </w:numPr>
       </w:pPr>
       <w:r>
         <w:t xml:space="preserve">Nam-mô tô lô đa ba na nẩm</w:t>
@@ -388,7 +461,11 @@
     </w:p>
     <w:p>
       <w:pPr>
-        <w:pStyle w:val="BodyText"/>
+        <w:pStyle w:val="Compact"/>
+        <w:numPr>
+          <w:ilvl w:val="0"/>
+          <w:numId w:val="1001"/>
+        </w:numPr>
       </w:pPr>
       <w:r>
         <w:t xml:space="preserve">Nam-mô ta yết rị đà dà di nẩm</w:t>
@@ -411,7 +488,11 @@
     </w:p>
     <w:p>
       <w:pPr>
-        <w:pStyle w:val="BodyText"/>
+        <w:pStyle w:val="Compact"/>
+        <w:numPr>
+          <w:ilvl w:val="0"/>
+          <w:numId w:val="1001"/>
+        </w:numPr>
       </w:pPr>
       <w:r>
         <w:t xml:space="preserve">Nam-mô lô kê tam-miệu dà đa nẩm</w:t>
@@ -434,7 +515,11 @@
     </w:p>
     <w:p>
       <w:pPr>
-        <w:pStyle w:val="BodyText"/>
+        <w:pStyle w:val="Compact"/>
+        <w:numPr>
+          <w:ilvl w:val="0"/>
+          <w:numId w:val="1001"/>
+        </w:numPr>
       </w:pPr>
       <w:r>
         <w:t xml:space="preserve">Tam-miệu dà ba ra</w:t>
@@ -457,7 +542,11 @@
     </w:p>
     <w:p>
       <w:pPr>
-        <w:pStyle w:val="BodyText"/>
+        <w:pStyle w:val="Compact"/>
+        <w:numPr>
+          <w:ilvl w:val="0"/>
+          <w:numId w:val="1001"/>
+        </w:numPr>
       </w:pPr>
       <w:r>
         <w:t xml:space="preserve">Ðể ba đa na nẩm</w:t>
@@ -480,7 +569,11 @@
     </w:p>
     <w:p>
       <w:pPr>
-        <w:pStyle w:val="BodyText"/>
+        <w:pStyle w:val="Compact"/>
+        <w:numPr>
+          <w:ilvl w:val="0"/>
+          <w:numId w:val="1001"/>
+        </w:numPr>
       </w:pPr>
       <w:r>
         <w:t xml:space="preserve">Nam-mô đề bà ly sắc nỏa</w:t>
@@ -503,7 +596,11 @@
     </w:p>
     <w:p>
       <w:pPr>
-        <w:pStyle w:val="BodyText"/>
+        <w:pStyle w:val="Compact"/>
+        <w:numPr>
+          <w:ilvl w:val="0"/>
+          <w:numId w:val="1001"/>
+        </w:numPr>
       </w:pPr>
       <w:r>
         <w:t xml:space="preserve">Nam-mô tất đà da</w:t>
@@ -526,7 +623,11 @@
     </w:p>
     <w:p>
       <w:pPr>
-        <w:pStyle w:val="BodyText"/>
+        <w:pStyle w:val="Compact"/>
+        <w:numPr>
+          <w:ilvl w:val="0"/>
+          <w:numId w:val="1001"/>
+        </w:numPr>
       </w:pPr>
       <w:r>
         <w:t xml:space="preserve">Tỳ địa da</w:t>
@@ -549,7 +650,11 @@
     </w:p>
     <w:p>
       <w:pPr>
-        <w:pStyle w:val="BodyText"/>
+        <w:pStyle w:val="Compact"/>
+        <w:numPr>
+          <w:ilvl w:val="0"/>
+          <w:numId w:val="1001"/>
+        </w:numPr>
       </w:pPr>
       <w:r>
         <w:t xml:space="preserve">Ðà ra ly sắc nỏa</w:t>
@@ -570,124 +675,7 @@
         <w:t xml:space="preserve">Tuó luó lì suǒ nuó</w:t>
       </w:r>
     </w:p>
-    <w:p>
-      <w:pPr>
-        <w:pStyle w:val="BodyText"/>
-      </w:pPr>
-      <w:r>
-        <w:t xml:space="preserve">less</w:t>
-      </w:r>
-      <w:r>
-        <w:t xml:space="preserve"> </w:t>
-      </w:r>
-      <w:r>
-        <w:t xml:space="preserve">Copy code</w:t>
-      </w:r>
-    </w:p>
-    <w:p>
-      <w:r>
-        <w:pict>
-          <v:rect style="width:0;height:1.5pt" o:hralign="center" o:hrstd="t" o:hr="t"/>
-        </w:pict>
-      </w:r>
-    </w:p>
-    <w:p>
-      <w:pPr>
-        <w:pStyle w:val="FirstParagraph"/>
-      </w:pPr>
-      <w:r>
-        <w:t xml:space="preserve">✅</w:t>
-      </w:r>
-      <w:r>
-        <w:t xml:space="preserve"> </w:t>
-      </w:r>
-      <w:r>
-        <w:rPr>
-          <w:b/>
-          <w:bCs/>
-        </w:rPr>
-        <w:t xml:space="preserve">Gợi ý:</w:t>
-      </w:r>
-      <w:r>
-        <w:t xml:space="preserve"> </w:t>
-      </w:r>
-      <w:r>
-        <w:t xml:space="preserve">- Khi knit ra Word, bạn nên chọn font “</w:t>
-      </w:r>
-      <w:r>
-        <w:rPr>
-          <w:b/>
-          <w:bCs/>
-        </w:rPr>
-        <w:t xml:space="preserve">Times New Roman</w:t>
-      </w:r>
-      <w:r>
-        <w:t xml:space="preserve">” hoặc “</w:t>
-      </w:r>
-      <w:r>
-        <w:rPr>
-          <w:b/>
-          <w:bCs/>
-        </w:rPr>
-        <w:t xml:space="preserve">Songti SC</w:t>
-      </w:r>
-      <w:r>
-        <w:t xml:space="preserve">” để hiển thị tốt cả Latin, Hán tự và Pinyin.</w:t>
-      </w:r>
-      <w:r>
-        <w:br/>
-      </w:r>
-      <w:r>
-        <w:t xml:space="preserve">- Nếu bạn muốn</w:t>
-      </w:r>
-      <w:r>
-        <w:t xml:space="preserve"> </w:t>
-      </w:r>
-      <w:r>
-        <w:rPr>
-          <w:b/>
-          <w:bCs/>
-        </w:rPr>
-        <w:t xml:space="preserve">tự động đánh số</w:t>
-      </w:r>
-      <w:r>
-        <w:t xml:space="preserve"> </w:t>
-      </w:r>
-      <w:r>
-        <w:t xml:space="preserve">và chia cột Hán–Pinyin–Việt (đẹp hơn cho học), tôi có thể tạo cho bạn bản</w:t>
-      </w:r>
-      <w:r>
-        <w:t xml:space="preserve"> </w:t>
-      </w:r>
-      <w:r>
-        <w:rPr>
-          <w:rStyle w:val="VerbatimChar"/>
-        </w:rPr>
-        <w:t xml:space="preserve">.Rmd</w:t>
-      </w:r>
-      <w:r>
-        <w:t xml:space="preserve"> </w:t>
-      </w:r>
-      <w:r>
-        <w:t xml:space="preserve">với</w:t>
-      </w:r>
-      <w:r>
-        <w:t xml:space="preserve"> </w:t>
-      </w:r>
-      <w:r>
-        <w:rPr>
-          <w:b/>
-          <w:bCs/>
-        </w:rPr>
-        <w:t xml:space="preserve">bảng 3 cột tự sinh từ data.frame</w:t>
-      </w:r>
-      <w:r>
-        <w:t xml:space="preserve"> </w:t>
-      </w:r>
-      <w:r>
-        <w:t xml:space="preserve">trong R. Bạn muốn tôi làm tiếp dạng đó không?</w:t>
-      </w:r>
-    </w:p>
+    <w:bookmarkEnd w:id="20"/>
     <w:sectPr>
       <w:footnotePr>
         <w:numRestart w:val="eachSect"/>
@@ -798,8 +786,123 @@
       </w:pPr>
     </w:lvl>
   </w:abstractNum>
+  <w:abstractNum w:abstractNumId="99411">
+    <w:nsid w:val="00A99411"/>
+    <w:multiLevelType w:val="multilevel"/>
+    <w:lvl w:ilvl="0">
+      <w:start w:val="1"/>
+      <w:numFmt w:val="decimal"/>
+      <w:lvlText w:val="%1."/>
+      <w:lvlJc w:val="left"/>
+      <w:pPr>
+        <w:ind w:left="720" w:hanging="360"/>
+      </w:pPr>
+    </w:lvl>
+    <w:lvl w:ilvl="1">
+      <w:start w:val="1"/>
+      <w:numFmt w:val="decimal"/>
+      <w:lvlText w:val="%2."/>
+      <w:lvlJc w:val="left"/>
+      <w:pPr>
+        <w:ind w:left="1440" w:hanging="360"/>
+      </w:pPr>
+    </w:lvl>
+    <w:lvl w:ilvl="2">
+      <w:start w:val="1"/>
+      <w:numFmt w:val="decimal"/>
+      <w:lvlText w:val="%3."/>
+      <w:lvlJc w:val="left"/>
+      <w:pPr>
+        <w:ind w:left="2160" w:hanging="360"/>
+      </w:pPr>
+    </w:lvl>
+    <w:lvl w:ilvl="3">
+      <w:start w:val="1"/>
+      <w:numFmt w:val="decimal"/>
+      <w:lvlText w:val="%4."/>
+      <w:lvlJc w:val="left"/>
+      <w:pPr>
+        <w:ind w:left="2880" w:hanging="360"/>
+      </w:pPr>
+    </w:lvl>
+    <w:lvl w:ilvl="4">
+      <w:start w:val="1"/>
+      <w:numFmt w:val="decimal"/>
+      <w:lvlText w:val="%5."/>
+      <w:lvlJc w:val="left"/>
+      <w:pPr>
+        <w:ind w:left="3600" w:hanging="360"/>
+      </w:pPr>
+    </w:lvl>
+    <w:lvl w:ilvl="5">
+      <w:start w:val="1"/>
+      <w:numFmt w:val="decimal"/>
+      <w:lvlText w:val="%6."/>
+      <w:lvlJc w:val="left"/>
+      <w:pPr>
+        <w:ind w:left="4320" w:hanging="360"/>
+      </w:pPr>
+    </w:lvl>
+    <w:lvl w:ilvl="6">
+      <w:start w:val="1"/>
+      <w:numFmt w:val="decimal"/>
+      <w:lvlText w:val="%7."/>
+      <w:lvlJc w:val="left"/>
+      <w:pPr>
+        <w:ind w:left="5040" w:hanging="360"/>
+      </w:pPr>
+    </w:lvl>
+    <w:lvl w:ilvl="7">
+      <w:start w:val="1"/>
+      <w:numFmt w:val="decimal"/>
+      <w:lvlText w:val="%8."/>
+      <w:lvlJc w:val="left"/>
+      <w:pPr>
+        <w:ind w:left="5760" w:hanging="360"/>
+      </w:pPr>
+    </w:lvl>
+    <w:lvl w:ilvl="8">
+      <w:start w:val="1"/>
+      <w:numFmt w:val="decimal"/>
+      <w:lvlText w:val="%9."/>
+      <w:lvlJc w:val="left"/>
+      <w:pPr>
+        <w:ind w:left="6480" w:hanging="360"/>
+      </w:pPr>
+    </w:lvl>
+  </w:abstractNum>
   <w:num w:numId="1000">
     <w:abstractNumId w:val="990"/>
+  </w:num>
+  <w:num w:numId="1001">
+    <w:abstractNumId w:val="99411"/>
+    <w:lvlOverride w:ilvl="0">
+      <w:startOverride w:val="1"/>
+    </w:lvlOverride>
+    <w:lvlOverride w:ilvl="1">
+      <w:startOverride w:val="1"/>
+    </w:lvlOverride>
+    <w:lvlOverride w:ilvl="2">
+      <w:startOverride w:val="1"/>
+    </w:lvlOverride>
+    <w:lvlOverride w:ilvl="3">
+      <w:startOverride w:val="1"/>
+    </w:lvlOverride>
+    <w:lvlOverride w:ilvl="4">
+      <w:startOverride w:val="1"/>
+    </w:lvlOverride>
+    <w:lvlOverride w:ilvl="5">
+      <w:startOverride w:val="1"/>
+    </w:lvlOverride>
+    <w:lvlOverride w:ilvl="6">
+      <w:startOverride w:val="1"/>
+    </w:lvlOverride>
+    <w:lvlOverride w:ilvl="7">
+      <w:startOverride w:val="1"/>
+    </w:lvlOverride>
+    <w:lvlOverride w:ilvl="8">
+      <w:startOverride w:val="1"/>
+    </w:lvlOverride>
   </w:num>
 </w:numbering>
 </file>
